--- a/论文草稿.operation.docx
+++ b/论文草稿.operation.docx
@@ -2,7 +2,7 @@
 <file path=word/document.xml><?xml version="1.0" encoding="utf-8"?>
 <w:document xmlns:w="http://schemas.openxmlformats.org/wordprocessingml/2006/main" xmlns:m="http://schemas.openxmlformats.org/officeDocument/2006/math" xmlns:r="http://schemas.openxmlformats.org/officeDocument/2006/relationships" xmlns:o="urn:schemas-microsoft-com:office:office" xmlns:v="urn:schemas-microsoft-com:vml" xmlns:w10="urn:schemas-microsoft-com:office:word" xmlns:a="http://schemas.openxmlformats.org/drawingml/2006/main" xmlns:pic="http://schemas.openxmlformats.org/drawingml/2006/picture" xmlns:wp="http://schemas.openxmlformats.org/drawingml/2006/wordprocessingDrawing">
   <w:body>
-    <w:bookmarkStart w:id="33" w:name="overview"/>
+    <w:bookmarkStart w:id="36" w:name="overview"/>
     <w:p>
       <w:pPr>
         <w:pStyle w:val="1"/>
@@ -11,6 +11,55 @@
       </w:pPr>
       <w:r>
         <w:t xml:space="preserve">Overview</w:t>
+      </w:r>
+    </w:p>
+    <w:p>
+      <w:pPr>
+        <w:pStyle w:val="Figure"/>
+        <w:keepNext/>
+        <w:ind w:firstLine="0"/>
+      </w:pPr>
+      <w:r>
+        <w:drawing>
+          <wp:inline>
+            <wp:extent cx="5270500" cy="2043511"/>
+            <wp:effectExtent b="0" l="0" r="0" t="0"/>
+            <wp:docPr descr="" title="MDPPTFIG_eJydUsGO0zAQ_ZUoZ6iTLgE1WiqhLnBZUIXEzVLldZzGNLEt202DAIkbcOCGuPABcOIDWAm-ht1-BjNx2u5qOSAiRX6eeX4z8-xXsWG-ivMovvx0_vvLT3Lx9nz79T2gkTG-i29FsRVO160okDTLKX3uhHWUptkknVB6ItzKa0Pp9vuPi8_vth8_XH77RWlQo_SmnGKNQKlSLm_rVthWig3GG2ZXa4OZbHwvyZKkGyd3jrI0fX1sJM_hj7qmVi5n92lceW9yQhyvRMPcSBuhIFlq2zAPW7skhWUbqZZNTcZJcpc0TCoaDwqg9T8acMyvrdjL2H8S0WUpuTjRfN0I5YOSFTXzUitXSeNoPO0nVO1c8rkNG_60nduoEI5jlVlOetdJbzoZPCdXLSdeNAbGVGs4Io1fgL_QrFu8EJ2b2EyQEFgk-KUjo5YwiCxA_SgDhNcCeL6bcXpM9n0cWgoNMnTwVPOVi5SeVUwtxQNr9aYSrHAgkqLeLuGM4D4EQfNw9EqBoEpumHBWS_NI1jVWRNyfD4DlzlvheYWwBM4zqNLnr232JHJdD3fOgMNnmye6wMHZ2mvskOVdaRtc4eKiDjIJTPMyrL0mxDEtOh9xzA_PFVgcacOrHcjA6tedqLHOPxa6iRAA20KnoSxrT13gHtCOjXmlQ-vkAFleq2gDKpNsnAWVv7LwXh6qoo_uMcs9k_UufBXXavALHRog_NP4zR8RT35V" id="34" name="Picture"/>
+            <a:graphic>
+              <a:graphicData uri="http://schemas.openxmlformats.org/drawingml/2006/picture">
+                <pic:pic>
+                  <pic:nvPicPr>
+                    <pic:cNvPr descr="C:/Users/15919/Desktop/论文草稿/temp/manuscript_figures_jexs9r5e/figure_000001.png" id="35" name="Picture"/>
+                    <pic:cNvPicPr>
+                      <a:picLocks noChangeArrowheads="1" noChangeAspect="1"/>
+                    </pic:cNvPicPr>
+                  </pic:nvPicPr>
+                  <pic:blipFill>
+                    <a:blip r:embed="rId33"/>
+                    <a:stretch>
+                      <a:fillRect/>
+                    </a:stretch>
+                  </pic:blipFill>
+                  <pic:spPr bwMode="auto">
+                    <a:xfrm>
+                      <a:off x="0" y="0"/>
+                      <a:ext cx="5270500" cy="2043511"/>
+                    </a:xfrm>
+                    <a:prstGeom prst="rect">
+                      <a:avLst/>
+                    </a:prstGeom>
+                    <a:noFill/>
+                    <a:ln w="9525">
+                      <a:noFill/>
+                      <a:headEnd/>
+                      <a:tailEnd/>
+                    </a:ln>
+                  </pic:spPr>
+                </pic:pic>
+              </a:graphicData>
+            </a:graphic>
+          </wp:inline>
+        </w:drawing>
       </w:r>
     </w:p>
     <w:p>
@@ -1274,8 +1323,8 @@
         <w:t xml:space="preserve">为小分子产生全原子坐标。</w:t>
       </w:r>
     </w:p>
-    <w:bookmarkEnd w:id="33"/>
-    <w:bookmarkStart w:id="56" w:name="method"/>
+    <w:bookmarkEnd w:id="36"/>
+    <w:bookmarkStart w:id="59" w:name="method"/>
     <w:p>
       <w:pPr>
         <w:pStyle w:val="1"/>
@@ -1286,7 +1335,7 @@
         <w:t xml:space="preserve">Method</w:t>
       </w:r>
     </w:p>
-    <w:bookmarkStart w:id="34" w:name="数据来源与样本划分"/>
+    <w:bookmarkStart w:id="37" w:name="数据来源与样本划分"/>
     <w:p>
       <w:pPr>
         <w:pStyle w:val="2"/>
@@ -1442,8 +1491,8 @@
         <w:t xml:space="preserve">pairs，有435,187、5,942、3,532、2,502个配体实例。</w:t>
       </w:r>
     </w:p>
-    <w:bookmarkEnd w:id="34"/>
-    <w:bookmarkStart w:id="37" w:name="统一的输入表示"/>
+    <w:bookmarkEnd w:id="37"/>
+    <w:bookmarkStart w:id="40" w:name="统一的输入表示"/>
     <w:p>
       <w:pPr>
         <w:pStyle w:val="2"/>
@@ -1515,7 +1564,7 @@
         <w:t xml:space="preserve">在训练和推理时的共同输入来源。</w:t>
       </w:r>
     </w:p>
-    <w:bookmarkStart w:id="35" w:name="X34c342fee4d7414195b1860d734ed5d4c61abf1"/>
+    <w:bookmarkStart w:id="38" w:name="X34c342fee4d7414195b1860d734ed5d4c61abf1"/>
     <w:p>
       <w:pPr>
         <w:pStyle w:val="3"/>
@@ -3619,8 +3668,8 @@
         <w:t xml:space="preserve">。</w:t>
       </w:r>
     </w:p>
-    <w:bookmarkEnd w:id="35"/>
-    <w:bookmarkStart w:id="36" w:name="受体原子的特征表示"/>
+    <w:bookmarkEnd w:id="38"/>
+    <w:bookmarkStart w:id="39" w:name="受体原子的特征表示"/>
     <w:p>
       <w:pPr>
         <w:pStyle w:val="3"/>
@@ -4892,9 +4941,9 @@
         <w:t xml:space="preserve">使用相同的受体原子特征构造规则，同一个原子在不同任务和不同局部区域中具有一致的初始表示，随后由各模型的不同网络层映射到各自的隐空间。</w:t>
       </w:r>
     </w:p>
-    <w:bookmarkEnd w:id="36"/>
-    <w:bookmarkEnd w:id="37"/>
-    <w:bookmarkStart w:id="44" w:name="stage1-find"/>
+    <w:bookmarkEnd w:id="39"/>
+    <w:bookmarkEnd w:id="40"/>
+    <w:bookmarkStart w:id="47" w:name="stage1-find"/>
     <w:p>
       <w:pPr>
         <w:pStyle w:val="2"/>
@@ -4905,7 +4954,7 @@
         <w:t xml:space="preserve">Stage1-Find</w:t>
       </w:r>
     </w:p>
-    <w:bookmarkStart w:id="38" w:name="任务定义"/>
+    <w:bookmarkStart w:id="41" w:name="任务定义"/>
     <w:p>
       <w:pPr>
         <w:pStyle w:val="3"/>
@@ -6021,8 +6070,8 @@
         <w:t xml:space="preserve">属于配体区域的预测概率。</w:t>
       </w:r>
     </w:p>
-    <w:bookmarkEnd w:id="38"/>
-    <w:bookmarkStart w:id="39" w:name="网络框架"/>
+    <w:bookmarkEnd w:id="41"/>
+    <w:bookmarkStart w:id="42" w:name="网络框架"/>
     <w:p>
       <w:pPr>
         <w:pStyle w:val="3"/>
@@ -6403,8 +6452,8 @@
         <w:t xml:space="preserve">机制。训练过程中，每轮将上一轮体素特征和点云特征作为下一轮体素分支和点云分支的附加输入，随机使用一至三轮的recycle，推理时固定使用三轮。</w:t>
       </w:r>
     </w:p>
-    <w:bookmarkEnd w:id="39"/>
-    <w:bookmarkStart w:id="40" w:name="损失与监督"/>
+    <w:bookmarkEnd w:id="42"/>
+    <w:bookmarkStart w:id="43" w:name="损失与监督"/>
     <w:p>
       <w:pPr>
         <w:pStyle w:val="3"/>
@@ -8582,8 +8631,8 @@
         <w:t xml:space="preserve">的加权和【加引用】。</w:t>
       </w:r>
     </w:p>
-    <w:bookmarkEnd w:id="40"/>
-    <w:bookmarkStart w:id="41" w:name="推理和后处理"/>
+    <w:bookmarkEnd w:id="43"/>
+    <w:bookmarkStart w:id="44" w:name="推理和后处理"/>
     <w:p>
       <w:pPr>
         <w:pStyle w:val="3"/>
@@ -10042,8 +10091,8 @@
         <w:t xml:space="preserve">之和最大（见下方定义），选定后，就在随后的测试中冻结。直观地，上式的第一项衡量候选自身的密度置信度，第二项奖励邻近受体原子对该候选的支持，第三项惩罚位于候选附近但预测为非结合区域的受体原子。</w:t>
       </w:r>
     </w:p>
-    <w:bookmarkEnd w:id="41"/>
-    <w:bookmarkStart w:id="42" w:name="评估或许可以只保留一套实例指标然后把这部分大幅缩减"/>
+    <w:bookmarkEnd w:id="44"/>
+    <w:bookmarkStart w:id="45" w:name="评估或许可以只保留一套实例指标然后把这部分大幅缩减"/>
     <w:p>
       <w:pPr>
         <w:pStyle w:val="3"/>
@@ -11723,8 +11772,8 @@
         <w:t xml:space="preserve">类型的指标同时要求模型的实例定位和分离能力，它们共同刻画了模型的性能。因此，它们的重要性取决于不同的现实需求。</w:t>
       </w:r>
     </w:p>
-    <w:bookmarkEnd w:id="42"/>
-    <w:bookmarkStart w:id="43" w:name="case-study"/>
+    <w:bookmarkEnd w:id="45"/>
+    <w:bookmarkStart w:id="46" w:name="case-study"/>
     <w:p>
       <w:pPr>
         <w:pStyle w:val="3"/>
@@ -11735,9 +11784,9 @@
         <w:t xml:space="preserve">case study</w:t>
       </w:r>
     </w:p>
-    <w:bookmarkEnd w:id="43"/>
-    <w:bookmarkEnd w:id="44"/>
-    <w:bookmarkStart w:id="51" w:name="stage2-match"/>
+    <w:bookmarkEnd w:id="46"/>
+    <w:bookmarkEnd w:id="47"/>
+    <w:bookmarkStart w:id="54" w:name="stage2-match"/>
     <w:p>
       <w:pPr>
         <w:pStyle w:val="2"/>
@@ -11748,7 +11797,7 @@
         <w:t xml:space="preserve">Stage2-Match</w:t>
       </w:r>
     </w:p>
-    <w:bookmarkStart w:id="45" w:name="总述"/>
+    <w:bookmarkStart w:id="48" w:name="总述"/>
     <w:p>
       <w:pPr>
         <w:pStyle w:val="3"/>
@@ -11917,8 +11966,8 @@
         <w:t xml:space="preserve">等候选信息，它们将会被用于主模型的训练和推理。</w:t>
       </w:r>
     </w:p>
-    <w:bookmarkEnd w:id="45"/>
-    <w:bookmarkStart w:id="46" w:name="配体身份的表示与编码"/>
+    <w:bookmarkEnd w:id="48"/>
+    <w:bookmarkStart w:id="49" w:name="配体身份的表示与编码"/>
     <w:p>
       <w:pPr>
         <w:pStyle w:val="3"/>
@@ -12791,8 +12840,8 @@
         <w:t xml:space="preserve">将作为第k个配体身份的最终表示。</w:t>
       </w:r>
     </w:p>
-    <w:bookmarkEnd w:id="46"/>
-    <w:bookmarkStart w:id="47" w:name="候选的编码与多种辅助特征-aux-的注入"/>
+    <w:bookmarkEnd w:id="49"/>
+    <w:bookmarkStart w:id="50" w:name="候选的编码与多种辅助特征-aux-的注入"/>
     <w:p>
       <w:pPr>
         <w:pStyle w:val="3"/>
@@ -13338,8 +13387,8 @@
         <w:t xml:space="preserve">将同时用于前景判断和身份匹配。</w:t>
       </w:r>
     </w:p>
-    <w:bookmarkEnd w:id="47"/>
-    <w:bookmarkStart w:id="48" w:name="打分与选择"/>
+    <w:bookmarkEnd w:id="50"/>
+    <w:bookmarkStart w:id="51" w:name="打分与选择"/>
     <w:p>
       <w:pPr>
         <w:pStyle w:val="3"/>
@@ -14388,8 +14437,8 @@
         <w:t xml:space="preserve">同时给出每个候选的前景概率，以及对应配体身份的概率，供后续构象建模使用。</w:t>
       </w:r>
     </w:p>
-    <w:bookmarkEnd w:id="48"/>
-    <w:bookmarkStart w:id="49" w:name="标签和损失函数"/>
+    <w:bookmarkEnd w:id="51"/>
+    <w:bookmarkStart w:id="52" w:name="标签和损失函数"/>
     <w:p>
       <w:pPr>
         <w:pStyle w:val="3"/>
@@ -15673,8 +15722,8 @@
         <w:t xml:space="preserve">。</w:t>
       </w:r>
     </w:p>
-    <w:bookmarkEnd w:id="49"/>
-    <w:bookmarkStart w:id="50" w:name="评估"/>
+    <w:bookmarkEnd w:id="52"/>
+    <w:bookmarkStart w:id="53" w:name="评估"/>
     <w:p>
       <w:pPr>
         <w:pStyle w:val="3"/>
@@ -15688,9 +15737,9 @@
         <w:t xml:space="preserve">评估</w:t>
       </w:r>
     </w:p>
-    <w:bookmarkEnd w:id="50"/>
-    <w:bookmarkEnd w:id="51"/>
-    <w:bookmarkStart w:id="55" w:name="stage3-build"/>
+    <w:bookmarkEnd w:id="53"/>
+    <w:bookmarkEnd w:id="54"/>
+    <w:bookmarkStart w:id="58" w:name="stage3-build"/>
     <w:p>
       <w:pPr>
         <w:pStyle w:val="2"/>
@@ -15701,7 +15750,7 @@
         <w:t xml:space="preserve">Stage3-Build</w:t>
       </w:r>
     </w:p>
-    <w:bookmarkStart w:id="52" w:name="总述-1"/>
+    <w:bookmarkStart w:id="55" w:name="总述-1"/>
     <w:p>
       <w:pPr>
         <w:pStyle w:val="3"/>
@@ -15750,8 +15799,8 @@
         <w:t xml:space="preserve">molecules)对接工具PocketXmol的网络模型进行了简单的改造，使它能够接受密度信息，之后加载官方权重并在单残基有机小分子的数据上进行微调，使它能够使用密度信息作为引导，进一步改善对接性能。微调后的模型同样是一个可使用的下游分子对接工具。</w:t>
       </w:r>
     </w:p>
-    <w:bookmarkEnd w:id="52"/>
-    <w:bookmarkStart w:id="53" w:name="微调-pocketxmol-的实验"/>
+    <w:bookmarkEnd w:id="55"/>
+    <w:bookmarkStart w:id="56" w:name="微调-pocketxmol-的实验"/>
     <w:p>
       <w:pPr>
         <w:pStyle w:val="3"/>
@@ -15881,8 +15930,8 @@
         <w:t xml:space="preserve">的官方权重，之后在训练集上进行微调。</w:t>
       </w:r>
     </w:p>
-    <w:bookmarkEnd w:id="53"/>
-    <w:bookmarkStart w:id="54" w:name="评估-1"/>
+    <w:bookmarkEnd w:id="56"/>
+    <w:bookmarkStart w:id="57" w:name="评估-1"/>
     <w:p>
       <w:pPr>
         <w:pStyle w:val="3"/>
@@ -15896,9 +15945,9 @@
         <w:t xml:space="preserve">评估</w:t>
       </w:r>
     </w:p>
-    <w:bookmarkEnd w:id="54"/>
-    <w:bookmarkEnd w:id="55"/>
-    <w:bookmarkEnd w:id="56"/>
+    <w:bookmarkEnd w:id="57"/>
+    <w:bookmarkEnd w:id="58"/>
+    <w:bookmarkEnd w:id="59"/>
     <w:sectPr>
       <w:footerReference r:id="rId8" w:type="default"/>
       <w:pgSz w:h="16838" w:w="11906"/>
